--- a/Collections/Collection_Overview.docx
+++ b/Collections/Collection_Overview.docx
@@ -15205,1969 +15205,10 @@
     <w:p/>
     <w:p/>
     <w:p/>
-    <w:tbl>
-      <w:tblPr>
-        <w:tblW w:w="0" w:type="auto"/>
-        <w:tblCellSpacing w:w="15" w:type="dxa"/>
-        <w:tblBorders>
-          <w:top w:val="single" w:sz="4" w:space="0" w:color="auto"/>
-          <w:left w:val="single" w:sz="4" w:space="0" w:color="auto"/>
-          <w:bottom w:val="single" w:sz="4" w:space="0" w:color="auto"/>
-          <w:right w:val="single" w:sz="4" w:space="0" w:color="auto"/>
-          <w:insideH w:val="single" w:sz="4" w:space="0" w:color="auto"/>
-          <w:insideV w:val="single" w:sz="4" w:space="0" w:color="auto"/>
-        </w:tblBorders>
-        <w:tblCellMar>
-          <w:top w:w="15" w:type="dxa"/>
-          <w:left w:w="15" w:type="dxa"/>
-          <w:bottom w:w="15" w:type="dxa"/>
-          <w:right w:w="15" w:type="dxa"/>
-        </w:tblCellMar>
-        <w:tblLook w:val="04A0" w:firstRow="1" w:lastRow="0" w:firstColumn="1" w:lastColumn="0" w:noHBand="0" w:noVBand="1"/>
-      </w:tblPr>
-      <w:tblGrid>
-        <w:gridCol w:w="1393"/>
-        <w:gridCol w:w="2741"/>
-        <w:gridCol w:w="2998"/>
-        <w:gridCol w:w="1884"/>
-      </w:tblGrid>
-      <w:tr>
-        <w:trPr>
-          <w:tblHeader/>
-          <w:tblCellSpacing w:w="15" w:type="dxa"/>
-        </w:trPr>
-        <w:tc>
-          <w:tcPr>
-            <w:tcW w:w="0" w:type="auto"/>
-            <w:gridSpan w:val="4"/>
-            <w:vAlign w:val="center"/>
-          </w:tcPr>
-          <w:p>
-            <w:pPr>
-              <w:widowControl/>
-              <w:suppressAutoHyphens w:val="0"/>
-              <w:jc w:val="center"/>
-              <w:rPr>
-                <w:rFonts w:asciiTheme="minorHAnsi" w:eastAsia="Times New Roman" w:hAnsiTheme="minorHAnsi" w:cstheme="minorHAnsi"/>
-                <w:b/>
-                <w:bCs/>
-                <w:sz w:val="28"/>
-                <w:szCs w:val="28"/>
-                <w:lang w:val="en-IN" w:eastAsia="en-IN"/>
-              </w:rPr>
-            </w:pPr>
-            <w:proofErr w:type="spellStart"/>
-            <w:r>
-              <w:rPr>
-                <w:rFonts w:asciiTheme="minorHAnsi" w:eastAsia="Times New Roman" w:hAnsiTheme="minorHAnsi" w:cstheme="minorHAnsi"/>
-                <w:b/>
-                <w:bCs/>
-                <w:sz w:val="28"/>
-                <w:szCs w:val="28"/>
-                <w:lang w:val="en-IN" w:eastAsia="en-IN"/>
-              </w:rPr>
-              <w:t>TreeSet</w:t>
-            </w:r>
-            <w:proofErr w:type="spellEnd"/>
-          </w:p>
-        </w:tc>
-      </w:tr>
-      <w:tr>
-        <w:trPr>
-          <w:tblHeader/>
-          <w:tblCellSpacing w:w="15" w:type="dxa"/>
-        </w:trPr>
-        <w:tc>
-          <w:tcPr>
-            <w:tcW w:w="0" w:type="auto"/>
-            <w:vAlign w:val="center"/>
-            <w:hideMark/>
-          </w:tcPr>
-          <w:p>
-            <w:pPr>
-              <w:widowControl/>
-              <w:suppressAutoHyphens w:val="0"/>
-              <w:jc w:val="center"/>
-              <w:rPr>
-                <w:rFonts w:asciiTheme="minorHAnsi" w:eastAsia="Times New Roman" w:hAnsiTheme="minorHAnsi" w:cstheme="minorHAnsi"/>
-                <w:b/>
-                <w:bCs/>
-                <w:sz w:val="28"/>
-                <w:szCs w:val="28"/>
-                <w:lang w:val="en-IN" w:eastAsia="en-IN"/>
-              </w:rPr>
-            </w:pPr>
-            <w:r>
-              <w:rPr>
-                <w:rFonts w:asciiTheme="minorHAnsi" w:eastAsia="Times New Roman" w:hAnsiTheme="minorHAnsi" w:cstheme="minorHAnsi"/>
-                <w:b/>
-                <w:bCs/>
-                <w:sz w:val="28"/>
-                <w:szCs w:val="28"/>
-                <w:lang w:val="en-IN" w:eastAsia="en-IN"/>
-              </w:rPr>
-              <w:t>Category</w:t>
-            </w:r>
-          </w:p>
-        </w:tc>
-        <w:tc>
-          <w:tcPr>
-            <w:tcW w:w="0" w:type="auto"/>
-            <w:vAlign w:val="center"/>
-            <w:hideMark/>
-          </w:tcPr>
-          <w:p>
-            <w:pPr>
-              <w:widowControl/>
-              <w:suppressAutoHyphens w:val="0"/>
-              <w:jc w:val="center"/>
-              <w:rPr>
-                <w:rFonts w:asciiTheme="minorHAnsi" w:eastAsia="Times New Roman" w:hAnsiTheme="minorHAnsi" w:cstheme="minorHAnsi"/>
-                <w:b/>
-                <w:bCs/>
-                <w:sz w:val="28"/>
-                <w:szCs w:val="28"/>
-                <w:lang w:val="en-IN" w:eastAsia="en-IN"/>
-              </w:rPr>
-            </w:pPr>
-            <w:r>
-              <w:rPr>
-                <w:rFonts w:asciiTheme="minorHAnsi" w:eastAsia="Times New Roman" w:hAnsiTheme="minorHAnsi" w:cstheme="minorHAnsi"/>
-                <w:b/>
-                <w:bCs/>
-                <w:sz w:val="28"/>
-                <w:szCs w:val="28"/>
-                <w:lang w:val="en-IN" w:eastAsia="en-IN"/>
-              </w:rPr>
-              <w:t>Method Signature</w:t>
-            </w:r>
-          </w:p>
-        </w:tc>
-        <w:tc>
-          <w:tcPr>
-            <w:tcW w:w="0" w:type="auto"/>
-            <w:vAlign w:val="center"/>
-            <w:hideMark/>
-          </w:tcPr>
-          <w:p>
-            <w:pPr>
-              <w:widowControl/>
-              <w:suppressAutoHyphens w:val="0"/>
-              <w:jc w:val="center"/>
-              <w:rPr>
-                <w:rFonts w:asciiTheme="minorHAnsi" w:eastAsia="Times New Roman" w:hAnsiTheme="minorHAnsi" w:cstheme="minorHAnsi"/>
-                <w:b/>
-                <w:bCs/>
-                <w:sz w:val="28"/>
-                <w:szCs w:val="28"/>
-                <w:lang w:val="en-IN" w:eastAsia="en-IN"/>
-              </w:rPr>
-            </w:pPr>
-            <w:r>
-              <w:rPr>
-                <w:rFonts w:asciiTheme="minorHAnsi" w:eastAsia="Times New Roman" w:hAnsiTheme="minorHAnsi" w:cstheme="minorHAnsi"/>
-                <w:b/>
-                <w:bCs/>
-                <w:sz w:val="28"/>
-                <w:szCs w:val="28"/>
-                <w:lang w:val="en-IN" w:eastAsia="en-IN"/>
-              </w:rPr>
-              <w:t>Example Syntax</w:t>
-            </w:r>
-          </w:p>
-        </w:tc>
-        <w:tc>
-          <w:tcPr>
-            <w:tcW w:w="0" w:type="auto"/>
-            <w:vAlign w:val="center"/>
-            <w:hideMark/>
-          </w:tcPr>
-          <w:p>
-            <w:pPr>
-              <w:widowControl/>
-              <w:suppressAutoHyphens w:val="0"/>
-              <w:jc w:val="center"/>
-              <w:rPr>
-                <w:rFonts w:asciiTheme="minorHAnsi" w:eastAsia="Times New Roman" w:hAnsiTheme="minorHAnsi" w:cstheme="minorHAnsi"/>
-                <w:b/>
-                <w:bCs/>
-                <w:sz w:val="28"/>
-                <w:szCs w:val="28"/>
-                <w:lang w:val="en-IN" w:eastAsia="en-IN"/>
-              </w:rPr>
-            </w:pPr>
-            <w:r>
-              <w:rPr>
-                <w:rFonts w:asciiTheme="minorHAnsi" w:eastAsia="Times New Roman" w:hAnsiTheme="minorHAnsi" w:cstheme="minorHAnsi"/>
-                <w:b/>
-                <w:bCs/>
-                <w:sz w:val="28"/>
-                <w:szCs w:val="28"/>
-                <w:lang w:val="en-IN" w:eastAsia="en-IN"/>
-              </w:rPr>
-              <w:t>Description</w:t>
-            </w:r>
-          </w:p>
-        </w:tc>
-      </w:tr>
-      <w:tr>
-        <w:trPr>
-          <w:tblCellSpacing w:w="15" w:type="dxa"/>
-        </w:trPr>
-        <w:tc>
-          <w:tcPr>
-            <w:tcW w:w="0" w:type="auto"/>
-            <w:vAlign w:val="center"/>
-            <w:hideMark/>
-          </w:tcPr>
-          <w:p>
-            <w:pPr>
-              <w:widowControl/>
-              <w:suppressAutoHyphens w:val="0"/>
-              <w:rPr>
-                <w:rFonts w:asciiTheme="minorHAnsi" w:eastAsia="Times New Roman" w:hAnsiTheme="minorHAnsi" w:cstheme="minorHAnsi"/>
-                <w:sz w:val="28"/>
-                <w:szCs w:val="28"/>
-                <w:lang w:val="en-IN" w:eastAsia="en-IN"/>
-              </w:rPr>
-            </w:pPr>
-            <w:r>
-              <w:rPr>
-                <w:rFonts w:ascii="Segoe UI Symbol" w:eastAsia="Times New Roman" w:hAnsi="Segoe UI Symbol" w:cs="Segoe UI Symbol"/>
-                <w:sz w:val="28"/>
-                <w:szCs w:val="28"/>
-                <w:lang w:val="en-IN" w:eastAsia="en-IN"/>
-              </w:rPr>
-              <w:t>➕</w:t>
-            </w:r>
-            <w:r>
-              <w:rPr>
-                <w:rFonts w:asciiTheme="minorHAnsi" w:eastAsia="Times New Roman" w:hAnsiTheme="minorHAnsi" w:cstheme="minorHAnsi"/>
-                <w:sz w:val="28"/>
-                <w:szCs w:val="28"/>
-                <w:lang w:val="en-IN" w:eastAsia="en-IN"/>
-              </w:rPr>
-              <w:t xml:space="preserve"> Add</w:t>
-            </w:r>
-          </w:p>
-        </w:tc>
-        <w:tc>
-          <w:tcPr>
-            <w:tcW w:w="0" w:type="auto"/>
-            <w:vAlign w:val="center"/>
-            <w:hideMark/>
-          </w:tcPr>
-          <w:p>
-            <w:pPr>
-              <w:widowControl/>
-              <w:suppressAutoHyphens w:val="0"/>
-              <w:rPr>
-                <w:rFonts w:asciiTheme="minorHAnsi" w:eastAsia="Times New Roman" w:hAnsiTheme="minorHAnsi" w:cstheme="minorHAnsi"/>
-                <w:sz w:val="28"/>
-                <w:szCs w:val="28"/>
-                <w:lang w:val="en-IN" w:eastAsia="en-IN"/>
-              </w:rPr>
-            </w:pPr>
-            <w:proofErr w:type="spellStart"/>
-            <w:r>
-              <w:rPr>
-                <w:rFonts w:asciiTheme="minorHAnsi" w:eastAsia="Times New Roman" w:hAnsiTheme="minorHAnsi" w:cstheme="minorHAnsi"/>
-                <w:sz w:val="28"/>
-                <w:szCs w:val="28"/>
-                <w:lang w:val="en-IN" w:eastAsia="en-IN"/>
-              </w:rPr>
-              <w:t>boolean</w:t>
-            </w:r>
-            <w:proofErr w:type="spellEnd"/>
-            <w:r>
-              <w:rPr>
-                <w:rFonts w:asciiTheme="minorHAnsi" w:eastAsia="Times New Roman" w:hAnsiTheme="minorHAnsi" w:cstheme="minorHAnsi"/>
-                <w:sz w:val="28"/>
-                <w:szCs w:val="28"/>
-                <w:lang w:val="en-IN" w:eastAsia="en-IN"/>
-              </w:rPr>
-              <w:t xml:space="preserve"> add(E e)</w:t>
-            </w:r>
-          </w:p>
-        </w:tc>
-        <w:tc>
-          <w:tcPr>
-            <w:tcW w:w="0" w:type="auto"/>
-            <w:vAlign w:val="center"/>
-            <w:hideMark/>
-          </w:tcPr>
-          <w:p>
-            <w:pPr>
-              <w:widowControl/>
-              <w:suppressAutoHyphens w:val="0"/>
-              <w:rPr>
-                <w:rFonts w:asciiTheme="minorHAnsi" w:eastAsia="Times New Roman" w:hAnsiTheme="minorHAnsi" w:cstheme="minorHAnsi"/>
-                <w:sz w:val="28"/>
-                <w:szCs w:val="28"/>
-                <w:lang w:val="en-IN" w:eastAsia="en-IN"/>
-              </w:rPr>
-            </w:pPr>
-            <w:proofErr w:type="spellStart"/>
-            <w:r>
-              <w:rPr>
-                <w:rFonts w:asciiTheme="minorHAnsi" w:eastAsia="Times New Roman" w:hAnsiTheme="minorHAnsi" w:cstheme="minorHAnsi"/>
-                <w:sz w:val="28"/>
-                <w:szCs w:val="28"/>
-                <w:lang w:val="en-IN" w:eastAsia="en-IN"/>
-              </w:rPr>
-              <w:t>tset.add</w:t>
-            </w:r>
-            <w:proofErr w:type="spellEnd"/>
-            <w:r>
-              <w:rPr>
-                <w:rFonts w:asciiTheme="minorHAnsi" w:eastAsia="Times New Roman" w:hAnsiTheme="minorHAnsi" w:cstheme="minorHAnsi"/>
-                <w:sz w:val="28"/>
-                <w:szCs w:val="28"/>
-                <w:lang w:val="en-IN" w:eastAsia="en-IN"/>
-              </w:rPr>
-              <w:t>(10);</w:t>
-            </w:r>
-          </w:p>
-        </w:tc>
-        <w:tc>
-          <w:tcPr>
-            <w:tcW w:w="0" w:type="auto"/>
-            <w:vAlign w:val="center"/>
-            <w:hideMark/>
-          </w:tcPr>
-          <w:p>
-            <w:pPr>
-              <w:widowControl/>
-              <w:suppressAutoHyphens w:val="0"/>
-              <w:rPr>
-                <w:rFonts w:asciiTheme="minorHAnsi" w:eastAsia="Times New Roman" w:hAnsiTheme="minorHAnsi" w:cstheme="minorHAnsi"/>
-                <w:sz w:val="28"/>
-                <w:szCs w:val="28"/>
-                <w:lang w:val="en-IN" w:eastAsia="en-IN"/>
-              </w:rPr>
-            </w:pPr>
-            <w:r>
-              <w:rPr>
-                <w:rFonts w:asciiTheme="minorHAnsi" w:eastAsia="Times New Roman" w:hAnsiTheme="minorHAnsi" w:cstheme="minorHAnsi"/>
-                <w:sz w:val="28"/>
-                <w:szCs w:val="28"/>
-                <w:lang w:val="en-IN" w:eastAsia="en-IN"/>
-              </w:rPr>
-              <w:t>Adds element (sorted order)</w:t>
-            </w:r>
-          </w:p>
-        </w:tc>
-      </w:tr>
-      <w:tr>
-        <w:trPr>
-          <w:tblCellSpacing w:w="15" w:type="dxa"/>
-        </w:trPr>
-        <w:tc>
-          <w:tcPr>
-            <w:tcW w:w="0" w:type="auto"/>
-            <w:vAlign w:val="center"/>
-            <w:hideMark/>
-          </w:tcPr>
-          <w:p>
-            <w:pPr>
-              <w:widowControl/>
-              <w:suppressAutoHyphens w:val="0"/>
-              <w:rPr>
-                <w:rFonts w:asciiTheme="minorHAnsi" w:eastAsia="Times New Roman" w:hAnsiTheme="minorHAnsi" w:cstheme="minorHAnsi"/>
-                <w:sz w:val="28"/>
-                <w:szCs w:val="28"/>
-                <w:lang w:val="en-IN" w:eastAsia="en-IN"/>
-              </w:rPr>
-            </w:pPr>
-            <w:r>
-              <w:rPr>
-                <w:rFonts w:ascii="Segoe UI Symbol" w:eastAsia="Times New Roman" w:hAnsi="Segoe UI Symbol" w:cs="Segoe UI Symbol"/>
-                <w:sz w:val="28"/>
-                <w:szCs w:val="28"/>
-                <w:lang w:val="en-IN" w:eastAsia="en-IN"/>
-              </w:rPr>
-              <w:t>❌</w:t>
-            </w:r>
-            <w:r>
-              <w:rPr>
-                <w:rFonts w:asciiTheme="minorHAnsi" w:eastAsia="Times New Roman" w:hAnsiTheme="minorHAnsi" w:cstheme="minorHAnsi"/>
-                <w:sz w:val="28"/>
-                <w:szCs w:val="28"/>
-                <w:lang w:val="en-IN" w:eastAsia="en-IN"/>
-              </w:rPr>
-              <w:t xml:space="preserve"> Remove</w:t>
-            </w:r>
-          </w:p>
-        </w:tc>
-        <w:tc>
-          <w:tcPr>
-            <w:tcW w:w="0" w:type="auto"/>
-            <w:vAlign w:val="center"/>
-            <w:hideMark/>
-          </w:tcPr>
-          <w:p>
-            <w:pPr>
-              <w:widowControl/>
-              <w:suppressAutoHyphens w:val="0"/>
-              <w:rPr>
-                <w:rFonts w:asciiTheme="minorHAnsi" w:eastAsia="Times New Roman" w:hAnsiTheme="minorHAnsi" w:cstheme="minorHAnsi"/>
-                <w:sz w:val="28"/>
-                <w:szCs w:val="28"/>
-                <w:lang w:val="en-IN" w:eastAsia="en-IN"/>
-              </w:rPr>
-            </w:pPr>
-            <w:proofErr w:type="spellStart"/>
-            <w:r>
-              <w:rPr>
-                <w:rFonts w:asciiTheme="minorHAnsi" w:eastAsia="Times New Roman" w:hAnsiTheme="minorHAnsi" w:cstheme="minorHAnsi"/>
-                <w:sz w:val="28"/>
-                <w:szCs w:val="28"/>
-                <w:lang w:val="en-IN" w:eastAsia="en-IN"/>
-              </w:rPr>
-              <w:t>boolean</w:t>
-            </w:r>
-            <w:proofErr w:type="spellEnd"/>
-            <w:r>
-              <w:rPr>
-                <w:rFonts w:asciiTheme="minorHAnsi" w:eastAsia="Times New Roman" w:hAnsiTheme="minorHAnsi" w:cstheme="minorHAnsi"/>
-                <w:sz w:val="28"/>
-                <w:szCs w:val="28"/>
-                <w:lang w:val="en-IN" w:eastAsia="en-IN"/>
-              </w:rPr>
-              <w:t xml:space="preserve"> remove(Object o)</w:t>
-            </w:r>
-          </w:p>
-        </w:tc>
-        <w:tc>
-          <w:tcPr>
-            <w:tcW w:w="0" w:type="auto"/>
-            <w:vAlign w:val="center"/>
-            <w:hideMark/>
-          </w:tcPr>
-          <w:p>
-            <w:pPr>
-              <w:widowControl/>
-              <w:suppressAutoHyphens w:val="0"/>
-              <w:rPr>
-                <w:rFonts w:asciiTheme="minorHAnsi" w:eastAsia="Times New Roman" w:hAnsiTheme="minorHAnsi" w:cstheme="minorHAnsi"/>
-                <w:sz w:val="28"/>
-                <w:szCs w:val="28"/>
-                <w:lang w:val="en-IN" w:eastAsia="en-IN"/>
-              </w:rPr>
-            </w:pPr>
-            <w:proofErr w:type="spellStart"/>
-            <w:r>
-              <w:rPr>
-                <w:rFonts w:asciiTheme="minorHAnsi" w:eastAsia="Times New Roman" w:hAnsiTheme="minorHAnsi" w:cstheme="minorHAnsi"/>
-                <w:sz w:val="28"/>
-                <w:szCs w:val="28"/>
-                <w:lang w:val="en-IN" w:eastAsia="en-IN"/>
-              </w:rPr>
-              <w:t>tset.remove</w:t>
-            </w:r>
-            <w:proofErr w:type="spellEnd"/>
-            <w:r>
-              <w:rPr>
-                <w:rFonts w:asciiTheme="minorHAnsi" w:eastAsia="Times New Roman" w:hAnsiTheme="minorHAnsi" w:cstheme="minorHAnsi"/>
-                <w:sz w:val="28"/>
-                <w:szCs w:val="28"/>
-                <w:lang w:val="en-IN" w:eastAsia="en-IN"/>
-              </w:rPr>
-              <w:t>(10);</w:t>
-            </w:r>
-          </w:p>
-        </w:tc>
-        <w:tc>
-          <w:tcPr>
-            <w:tcW w:w="0" w:type="auto"/>
-            <w:vAlign w:val="center"/>
-            <w:hideMark/>
-          </w:tcPr>
-          <w:p>
-            <w:pPr>
-              <w:widowControl/>
-              <w:suppressAutoHyphens w:val="0"/>
-              <w:rPr>
-                <w:rFonts w:asciiTheme="minorHAnsi" w:eastAsia="Times New Roman" w:hAnsiTheme="minorHAnsi" w:cstheme="minorHAnsi"/>
-                <w:sz w:val="28"/>
-                <w:szCs w:val="28"/>
-                <w:lang w:val="en-IN" w:eastAsia="en-IN"/>
-              </w:rPr>
-            </w:pPr>
-            <w:r>
-              <w:rPr>
-                <w:rFonts w:asciiTheme="minorHAnsi" w:eastAsia="Times New Roman" w:hAnsiTheme="minorHAnsi" w:cstheme="minorHAnsi"/>
-                <w:sz w:val="28"/>
-                <w:szCs w:val="28"/>
-                <w:lang w:val="en-IN" w:eastAsia="en-IN"/>
-              </w:rPr>
-              <w:t>Removes element</w:t>
-            </w:r>
-          </w:p>
-        </w:tc>
-      </w:tr>
-      <w:tr>
-        <w:trPr>
-          <w:tblCellSpacing w:w="15" w:type="dxa"/>
-        </w:trPr>
-        <w:tc>
-          <w:tcPr>
-            <w:tcW w:w="0" w:type="auto"/>
-            <w:vAlign w:val="center"/>
-            <w:hideMark/>
-          </w:tcPr>
-          <w:p>
-            <w:pPr>
-              <w:widowControl/>
-              <w:suppressAutoHyphens w:val="0"/>
-              <w:rPr>
-                <w:rFonts w:asciiTheme="minorHAnsi" w:eastAsia="Times New Roman" w:hAnsiTheme="minorHAnsi" w:cstheme="minorHAnsi"/>
-                <w:sz w:val="28"/>
-                <w:szCs w:val="28"/>
-                <w:lang w:val="en-IN" w:eastAsia="en-IN"/>
-              </w:rPr>
-            </w:pPr>
-            <w:r>
-              <w:rPr>
-                <w:rFonts w:ascii="Segoe UI Symbol" w:eastAsia="Times New Roman" w:hAnsi="Segoe UI Symbol" w:cs="Segoe UI Symbol"/>
-                <w:sz w:val="28"/>
-                <w:szCs w:val="28"/>
-                <w:lang w:val="en-IN" w:eastAsia="en-IN"/>
-              </w:rPr>
-              <w:t>🔍</w:t>
-            </w:r>
-            <w:r>
-              <w:rPr>
-                <w:rFonts w:asciiTheme="minorHAnsi" w:eastAsia="Times New Roman" w:hAnsiTheme="minorHAnsi" w:cstheme="minorHAnsi"/>
-                <w:sz w:val="28"/>
-                <w:szCs w:val="28"/>
-                <w:lang w:val="en-IN" w:eastAsia="en-IN"/>
-              </w:rPr>
-              <w:t xml:space="preserve"> Search</w:t>
-            </w:r>
-          </w:p>
-        </w:tc>
-        <w:tc>
-          <w:tcPr>
-            <w:tcW w:w="0" w:type="auto"/>
-            <w:vAlign w:val="center"/>
-            <w:hideMark/>
-          </w:tcPr>
-          <w:p>
-            <w:pPr>
-              <w:widowControl/>
-              <w:suppressAutoHyphens w:val="0"/>
-              <w:rPr>
-                <w:rFonts w:asciiTheme="minorHAnsi" w:eastAsia="Times New Roman" w:hAnsiTheme="minorHAnsi" w:cstheme="minorHAnsi"/>
-                <w:sz w:val="28"/>
-                <w:szCs w:val="28"/>
-                <w:lang w:val="en-IN" w:eastAsia="en-IN"/>
-              </w:rPr>
-            </w:pPr>
-            <w:proofErr w:type="spellStart"/>
-            <w:r>
-              <w:rPr>
-                <w:rFonts w:asciiTheme="minorHAnsi" w:eastAsia="Times New Roman" w:hAnsiTheme="minorHAnsi" w:cstheme="minorHAnsi"/>
-                <w:sz w:val="28"/>
-                <w:szCs w:val="28"/>
-                <w:lang w:val="en-IN" w:eastAsia="en-IN"/>
-              </w:rPr>
-              <w:t>boolean</w:t>
-            </w:r>
-            <w:proofErr w:type="spellEnd"/>
-            <w:r>
-              <w:rPr>
-                <w:rFonts w:asciiTheme="minorHAnsi" w:eastAsia="Times New Roman" w:hAnsiTheme="minorHAnsi" w:cstheme="minorHAnsi"/>
-                <w:sz w:val="28"/>
-                <w:szCs w:val="28"/>
-                <w:lang w:val="en-IN" w:eastAsia="en-IN"/>
-              </w:rPr>
-              <w:t xml:space="preserve"> contains(Object o)</w:t>
-            </w:r>
-          </w:p>
-        </w:tc>
-        <w:tc>
-          <w:tcPr>
-            <w:tcW w:w="0" w:type="auto"/>
-            <w:vAlign w:val="center"/>
-            <w:hideMark/>
-          </w:tcPr>
-          <w:p>
-            <w:pPr>
-              <w:widowControl/>
-              <w:suppressAutoHyphens w:val="0"/>
-              <w:rPr>
-                <w:rFonts w:asciiTheme="minorHAnsi" w:eastAsia="Times New Roman" w:hAnsiTheme="minorHAnsi" w:cstheme="minorHAnsi"/>
-                <w:sz w:val="28"/>
-                <w:szCs w:val="28"/>
-                <w:lang w:val="en-IN" w:eastAsia="en-IN"/>
-              </w:rPr>
-            </w:pPr>
-            <w:proofErr w:type="spellStart"/>
-            <w:r>
-              <w:rPr>
-                <w:rFonts w:asciiTheme="minorHAnsi" w:eastAsia="Times New Roman" w:hAnsiTheme="minorHAnsi" w:cstheme="minorHAnsi"/>
-                <w:sz w:val="28"/>
-                <w:szCs w:val="28"/>
-                <w:lang w:val="en-IN" w:eastAsia="en-IN"/>
-              </w:rPr>
-              <w:t>tset.contains</w:t>
-            </w:r>
-            <w:proofErr w:type="spellEnd"/>
-            <w:r>
-              <w:rPr>
-                <w:rFonts w:asciiTheme="minorHAnsi" w:eastAsia="Times New Roman" w:hAnsiTheme="minorHAnsi" w:cstheme="minorHAnsi"/>
-                <w:sz w:val="28"/>
-                <w:szCs w:val="28"/>
-                <w:lang w:val="en-IN" w:eastAsia="en-IN"/>
-              </w:rPr>
-              <w:t>(10);</w:t>
-            </w:r>
-          </w:p>
-        </w:tc>
-        <w:tc>
-          <w:tcPr>
-            <w:tcW w:w="0" w:type="auto"/>
-            <w:vAlign w:val="center"/>
-            <w:hideMark/>
-          </w:tcPr>
-          <w:p>
-            <w:pPr>
-              <w:widowControl/>
-              <w:suppressAutoHyphens w:val="0"/>
-              <w:rPr>
-                <w:rFonts w:asciiTheme="minorHAnsi" w:eastAsia="Times New Roman" w:hAnsiTheme="minorHAnsi" w:cstheme="minorHAnsi"/>
-                <w:sz w:val="28"/>
-                <w:szCs w:val="28"/>
-                <w:lang w:val="en-IN" w:eastAsia="en-IN"/>
-              </w:rPr>
-            </w:pPr>
-            <w:r>
-              <w:rPr>
-                <w:rFonts w:asciiTheme="minorHAnsi" w:eastAsia="Times New Roman" w:hAnsiTheme="minorHAnsi" w:cstheme="minorHAnsi"/>
-                <w:sz w:val="28"/>
-                <w:szCs w:val="28"/>
-                <w:lang w:val="en-IN" w:eastAsia="en-IN"/>
-              </w:rPr>
-              <w:t>Checks element</w:t>
-            </w:r>
-          </w:p>
-        </w:tc>
-      </w:tr>
-      <w:tr>
-        <w:trPr>
-          <w:tblCellSpacing w:w="15" w:type="dxa"/>
-        </w:trPr>
-        <w:tc>
-          <w:tcPr>
-            <w:tcW w:w="0" w:type="auto"/>
-            <w:vAlign w:val="center"/>
-            <w:hideMark/>
-          </w:tcPr>
-          <w:p>
-            <w:pPr>
-              <w:widowControl/>
-              <w:suppressAutoHyphens w:val="0"/>
-              <w:rPr>
-                <w:rFonts w:asciiTheme="minorHAnsi" w:eastAsia="Times New Roman" w:hAnsiTheme="minorHAnsi" w:cstheme="minorHAnsi"/>
-                <w:sz w:val="28"/>
-                <w:szCs w:val="28"/>
-                <w:lang w:val="en-IN" w:eastAsia="en-IN"/>
-              </w:rPr>
-            </w:pPr>
-            <w:r>
-              <w:rPr>
-                <w:rFonts w:ascii="Segoe UI Symbol" w:eastAsia="Times New Roman" w:hAnsi="Segoe UI Symbol" w:cs="Segoe UI Symbol"/>
-                <w:sz w:val="28"/>
-                <w:szCs w:val="28"/>
-                <w:lang w:val="en-IN" w:eastAsia="en-IN"/>
-              </w:rPr>
-              <w:lastRenderedPageBreak/>
-              <w:t>📏</w:t>
-            </w:r>
-            <w:r>
-              <w:rPr>
-                <w:rFonts w:asciiTheme="minorHAnsi" w:eastAsia="Times New Roman" w:hAnsiTheme="minorHAnsi" w:cstheme="minorHAnsi"/>
-                <w:sz w:val="28"/>
-                <w:szCs w:val="28"/>
-                <w:lang w:val="en-IN" w:eastAsia="en-IN"/>
-              </w:rPr>
-              <w:t xml:space="preserve"> Size</w:t>
-            </w:r>
-          </w:p>
-        </w:tc>
-        <w:tc>
-          <w:tcPr>
-            <w:tcW w:w="0" w:type="auto"/>
-            <w:vAlign w:val="center"/>
-            <w:hideMark/>
-          </w:tcPr>
-          <w:p>
-            <w:pPr>
-              <w:widowControl/>
-              <w:suppressAutoHyphens w:val="0"/>
-              <w:rPr>
-                <w:rFonts w:asciiTheme="minorHAnsi" w:eastAsia="Times New Roman" w:hAnsiTheme="minorHAnsi" w:cstheme="minorHAnsi"/>
-                <w:sz w:val="28"/>
-                <w:szCs w:val="28"/>
-                <w:lang w:val="en-IN" w:eastAsia="en-IN"/>
-              </w:rPr>
-            </w:pPr>
-            <w:proofErr w:type="spellStart"/>
-            <w:r>
-              <w:rPr>
-                <w:rFonts w:asciiTheme="minorHAnsi" w:eastAsia="Times New Roman" w:hAnsiTheme="minorHAnsi" w:cstheme="minorHAnsi"/>
-                <w:sz w:val="28"/>
-                <w:szCs w:val="28"/>
-                <w:lang w:val="en-IN" w:eastAsia="en-IN"/>
-              </w:rPr>
-              <w:t>int</w:t>
-            </w:r>
-            <w:proofErr w:type="spellEnd"/>
-            <w:r>
-              <w:rPr>
-                <w:rFonts w:asciiTheme="minorHAnsi" w:eastAsia="Times New Roman" w:hAnsiTheme="minorHAnsi" w:cstheme="minorHAnsi"/>
-                <w:sz w:val="28"/>
-                <w:szCs w:val="28"/>
-                <w:lang w:val="en-IN" w:eastAsia="en-IN"/>
-              </w:rPr>
-              <w:t xml:space="preserve"> size()</w:t>
-            </w:r>
-          </w:p>
-        </w:tc>
-        <w:tc>
-          <w:tcPr>
-            <w:tcW w:w="0" w:type="auto"/>
-            <w:vAlign w:val="center"/>
-            <w:hideMark/>
-          </w:tcPr>
-          <w:p>
-            <w:pPr>
-              <w:widowControl/>
-              <w:suppressAutoHyphens w:val="0"/>
-              <w:rPr>
-                <w:rFonts w:asciiTheme="minorHAnsi" w:eastAsia="Times New Roman" w:hAnsiTheme="minorHAnsi" w:cstheme="minorHAnsi"/>
-                <w:sz w:val="28"/>
-                <w:szCs w:val="28"/>
-                <w:lang w:val="en-IN" w:eastAsia="en-IN"/>
-              </w:rPr>
-            </w:pPr>
-            <w:proofErr w:type="spellStart"/>
-            <w:r>
-              <w:rPr>
-                <w:rFonts w:asciiTheme="minorHAnsi" w:eastAsia="Times New Roman" w:hAnsiTheme="minorHAnsi" w:cstheme="minorHAnsi"/>
-                <w:sz w:val="28"/>
-                <w:szCs w:val="28"/>
-                <w:lang w:val="en-IN" w:eastAsia="en-IN"/>
-              </w:rPr>
-              <w:t>tset.size</w:t>
-            </w:r>
-            <w:proofErr w:type="spellEnd"/>
-            <w:r>
-              <w:rPr>
-                <w:rFonts w:asciiTheme="minorHAnsi" w:eastAsia="Times New Roman" w:hAnsiTheme="minorHAnsi" w:cstheme="minorHAnsi"/>
-                <w:sz w:val="28"/>
-                <w:szCs w:val="28"/>
-                <w:lang w:val="en-IN" w:eastAsia="en-IN"/>
-              </w:rPr>
-              <w:t>();</w:t>
-            </w:r>
-          </w:p>
-        </w:tc>
-        <w:tc>
-          <w:tcPr>
-            <w:tcW w:w="0" w:type="auto"/>
-            <w:vAlign w:val="center"/>
-            <w:hideMark/>
-          </w:tcPr>
-          <w:p>
-            <w:pPr>
-              <w:widowControl/>
-              <w:suppressAutoHyphens w:val="0"/>
-              <w:rPr>
-                <w:rFonts w:asciiTheme="minorHAnsi" w:eastAsia="Times New Roman" w:hAnsiTheme="minorHAnsi" w:cstheme="minorHAnsi"/>
-                <w:sz w:val="28"/>
-                <w:szCs w:val="28"/>
-                <w:lang w:val="en-IN" w:eastAsia="en-IN"/>
-              </w:rPr>
-            </w:pPr>
-            <w:r>
-              <w:rPr>
-                <w:rFonts w:asciiTheme="minorHAnsi" w:eastAsia="Times New Roman" w:hAnsiTheme="minorHAnsi" w:cstheme="minorHAnsi"/>
-                <w:sz w:val="28"/>
-                <w:szCs w:val="28"/>
-                <w:lang w:val="en-IN" w:eastAsia="en-IN"/>
-              </w:rPr>
-              <w:t>Number of elements</w:t>
-            </w:r>
-          </w:p>
-        </w:tc>
-      </w:tr>
-      <w:tr>
-        <w:trPr>
-          <w:tblCellSpacing w:w="15" w:type="dxa"/>
-        </w:trPr>
-        <w:tc>
-          <w:tcPr>
-            <w:tcW w:w="0" w:type="auto"/>
-            <w:vAlign w:val="center"/>
-            <w:hideMark/>
-          </w:tcPr>
-          <w:p>
-            <w:pPr>
-              <w:widowControl/>
-              <w:suppressAutoHyphens w:val="0"/>
-              <w:rPr>
-                <w:rFonts w:asciiTheme="minorHAnsi" w:eastAsia="Times New Roman" w:hAnsiTheme="minorHAnsi" w:cstheme="minorHAnsi"/>
-                <w:sz w:val="28"/>
-                <w:szCs w:val="28"/>
-                <w:lang w:val="en-IN" w:eastAsia="en-IN"/>
-              </w:rPr>
-            </w:pPr>
-            <w:r>
-              <w:rPr>
-                <w:rFonts w:ascii="Calibri" w:eastAsia="Times New Roman" w:hAnsi="Calibri" w:cs="Calibri"/>
-                <w:sz w:val="28"/>
-                <w:szCs w:val="28"/>
-                <w:lang w:val="en-IN" w:eastAsia="en-IN"/>
-              </w:rPr>
-              <w:t>🧹</w:t>
-            </w:r>
-            <w:r>
-              <w:rPr>
-                <w:rFonts w:asciiTheme="minorHAnsi" w:eastAsia="Times New Roman" w:hAnsiTheme="minorHAnsi" w:cstheme="minorHAnsi"/>
-                <w:sz w:val="28"/>
-                <w:szCs w:val="28"/>
-                <w:lang w:val="en-IN" w:eastAsia="en-IN"/>
-              </w:rPr>
-              <w:t xml:space="preserve"> Clear</w:t>
-            </w:r>
-          </w:p>
-        </w:tc>
-        <w:tc>
-          <w:tcPr>
-            <w:tcW w:w="0" w:type="auto"/>
-            <w:vAlign w:val="center"/>
-            <w:hideMark/>
-          </w:tcPr>
-          <w:p>
-            <w:pPr>
-              <w:widowControl/>
-              <w:suppressAutoHyphens w:val="0"/>
-              <w:rPr>
-                <w:rFonts w:asciiTheme="minorHAnsi" w:eastAsia="Times New Roman" w:hAnsiTheme="minorHAnsi" w:cstheme="minorHAnsi"/>
-                <w:sz w:val="28"/>
-                <w:szCs w:val="28"/>
-                <w:lang w:val="en-IN" w:eastAsia="en-IN"/>
-              </w:rPr>
-            </w:pPr>
-            <w:r>
-              <w:rPr>
-                <w:rFonts w:asciiTheme="minorHAnsi" w:eastAsia="Times New Roman" w:hAnsiTheme="minorHAnsi" w:cstheme="minorHAnsi"/>
-                <w:sz w:val="28"/>
-                <w:szCs w:val="28"/>
-                <w:lang w:val="en-IN" w:eastAsia="en-IN"/>
-              </w:rPr>
-              <w:t>void clear()</w:t>
-            </w:r>
-          </w:p>
-        </w:tc>
-        <w:tc>
-          <w:tcPr>
-            <w:tcW w:w="0" w:type="auto"/>
-            <w:vAlign w:val="center"/>
-            <w:hideMark/>
-          </w:tcPr>
-          <w:p>
-            <w:pPr>
-              <w:widowControl/>
-              <w:suppressAutoHyphens w:val="0"/>
-              <w:rPr>
-                <w:rFonts w:asciiTheme="minorHAnsi" w:eastAsia="Times New Roman" w:hAnsiTheme="minorHAnsi" w:cstheme="minorHAnsi"/>
-                <w:sz w:val="28"/>
-                <w:szCs w:val="28"/>
-                <w:lang w:val="en-IN" w:eastAsia="en-IN"/>
-              </w:rPr>
-            </w:pPr>
-            <w:proofErr w:type="spellStart"/>
-            <w:r>
-              <w:rPr>
-                <w:rFonts w:asciiTheme="minorHAnsi" w:eastAsia="Times New Roman" w:hAnsiTheme="minorHAnsi" w:cstheme="minorHAnsi"/>
-                <w:sz w:val="28"/>
-                <w:szCs w:val="28"/>
-                <w:lang w:val="en-IN" w:eastAsia="en-IN"/>
-              </w:rPr>
-              <w:t>tset.clear</w:t>
-            </w:r>
-            <w:proofErr w:type="spellEnd"/>
-            <w:r>
-              <w:rPr>
-                <w:rFonts w:asciiTheme="minorHAnsi" w:eastAsia="Times New Roman" w:hAnsiTheme="minorHAnsi" w:cstheme="minorHAnsi"/>
-                <w:sz w:val="28"/>
-                <w:szCs w:val="28"/>
-                <w:lang w:val="en-IN" w:eastAsia="en-IN"/>
-              </w:rPr>
-              <w:t>();</w:t>
-            </w:r>
-          </w:p>
-        </w:tc>
-        <w:tc>
-          <w:tcPr>
-            <w:tcW w:w="0" w:type="auto"/>
-            <w:vAlign w:val="center"/>
-            <w:hideMark/>
-          </w:tcPr>
-          <w:p>
-            <w:pPr>
-              <w:widowControl/>
-              <w:suppressAutoHyphens w:val="0"/>
-              <w:rPr>
-                <w:rFonts w:asciiTheme="minorHAnsi" w:eastAsia="Times New Roman" w:hAnsiTheme="minorHAnsi" w:cstheme="minorHAnsi"/>
-                <w:sz w:val="28"/>
-                <w:szCs w:val="28"/>
-                <w:lang w:val="en-IN" w:eastAsia="en-IN"/>
-              </w:rPr>
-            </w:pPr>
-            <w:r>
-              <w:rPr>
-                <w:rFonts w:asciiTheme="minorHAnsi" w:eastAsia="Times New Roman" w:hAnsiTheme="minorHAnsi" w:cstheme="minorHAnsi"/>
-                <w:sz w:val="28"/>
-                <w:szCs w:val="28"/>
-                <w:lang w:val="en-IN" w:eastAsia="en-IN"/>
-              </w:rPr>
-              <w:t>Removes all</w:t>
-            </w:r>
-          </w:p>
-        </w:tc>
-      </w:tr>
-      <w:tr>
-        <w:trPr>
-          <w:tblCellSpacing w:w="15" w:type="dxa"/>
-        </w:trPr>
-        <w:tc>
-          <w:tcPr>
-            <w:tcW w:w="0" w:type="auto"/>
-            <w:vAlign w:val="center"/>
-            <w:hideMark/>
-          </w:tcPr>
-          <w:p>
-            <w:pPr>
-              <w:widowControl/>
-              <w:suppressAutoHyphens w:val="0"/>
-              <w:rPr>
-                <w:rFonts w:asciiTheme="minorHAnsi" w:eastAsia="Times New Roman" w:hAnsiTheme="minorHAnsi" w:cstheme="minorHAnsi"/>
-                <w:sz w:val="28"/>
-                <w:szCs w:val="28"/>
-                <w:lang w:val="en-IN" w:eastAsia="en-IN"/>
-              </w:rPr>
-            </w:pPr>
-            <w:r>
-              <w:rPr>
-                <w:rFonts w:ascii="Segoe UI Symbol" w:eastAsia="Times New Roman" w:hAnsi="Segoe UI Symbol" w:cs="Segoe UI Symbol"/>
-                <w:sz w:val="28"/>
-                <w:szCs w:val="28"/>
-                <w:lang w:val="en-IN" w:eastAsia="en-IN"/>
-              </w:rPr>
-              <w:t>📥</w:t>
-            </w:r>
-            <w:r>
-              <w:rPr>
-                <w:rFonts w:asciiTheme="minorHAnsi" w:eastAsia="Times New Roman" w:hAnsiTheme="minorHAnsi" w:cstheme="minorHAnsi"/>
-                <w:sz w:val="28"/>
-                <w:szCs w:val="28"/>
-                <w:lang w:val="en-IN" w:eastAsia="en-IN"/>
-              </w:rPr>
-              <w:t xml:space="preserve"> Access</w:t>
-            </w:r>
-          </w:p>
-        </w:tc>
-        <w:tc>
-          <w:tcPr>
-            <w:tcW w:w="0" w:type="auto"/>
-            <w:vAlign w:val="center"/>
-            <w:hideMark/>
-          </w:tcPr>
-          <w:p>
-            <w:pPr>
-              <w:widowControl/>
-              <w:suppressAutoHyphens w:val="0"/>
-              <w:rPr>
-                <w:rFonts w:asciiTheme="minorHAnsi" w:eastAsia="Times New Roman" w:hAnsiTheme="minorHAnsi" w:cstheme="minorHAnsi"/>
-                <w:sz w:val="28"/>
-                <w:szCs w:val="28"/>
-                <w:lang w:val="en-IN" w:eastAsia="en-IN"/>
-              </w:rPr>
-            </w:pPr>
-            <w:r>
-              <w:rPr>
-                <w:rFonts w:asciiTheme="minorHAnsi" w:eastAsia="Times New Roman" w:hAnsiTheme="minorHAnsi" w:cstheme="minorHAnsi"/>
-                <w:sz w:val="28"/>
-                <w:szCs w:val="28"/>
-                <w:lang w:val="en-IN" w:eastAsia="en-IN"/>
-              </w:rPr>
-              <w:t>E first()</w:t>
-            </w:r>
-          </w:p>
-        </w:tc>
-        <w:tc>
-          <w:tcPr>
-            <w:tcW w:w="0" w:type="auto"/>
-            <w:vAlign w:val="center"/>
-            <w:hideMark/>
-          </w:tcPr>
-          <w:p>
-            <w:pPr>
-              <w:widowControl/>
-              <w:suppressAutoHyphens w:val="0"/>
-              <w:rPr>
-                <w:rFonts w:asciiTheme="minorHAnsi" w:eastAsia="Times New Roman" w:hAnsiTheme="minorHAnsi" w:cstheme="minorHAnsi"/>
-                <w:sz w:val="28"/>
-                <w:szCs w:val="28"/>
-                <w:lang w:val="en-IN" w:eastAsia="en-IN"/>
-              </w:rPr>
-            </w:pPr>
-            <w:proofErr w:type="spellStart"/>
-            <w:r>
-              <w:rPr>
-                <w:rFonts w:asciiTheme="minorHAnsi" w:eastAsia="Times New Roman" w:hAnsiTheme="minorHAnsi" w:cstheme="minorHAnsi"/>
-                <w:sz w:val="28"/>
-                <w:szCs w:val="28"/>
-                <w:lang w:val="en-IN" w:eastAsia="en-IN"/>
-              </w:rPr>
-              <w:t>tset.first</w:t>
-            </w:r>
-            <w:proofErr w:type="spellEnd"/>
-            <w:r>
-              <w:rPr>
-                <w:rFonts w:asciiTheme="minorHAnsi" w:eastAsia="Times New Roman" w:hAnsiTheme="minorHAnsi" w:cstheme="minorHAnsi"/>
-                <w:sz w:val="28"/>
-                <w:szCs w:val="28"/>
-                <w:lang w:val="en-IN" w:eastAsia="en-IN"/>
-              </w:rPr>
-              <w:t>();</w:t>
-            </w:r>
-          </w:p>
-        </w:tc>
-        <w:tc>
-          <w:tcPr>
-            <w:tcW w:w="0" w:type="auto"/>
-            <w:vAlign w:val="center"/>
-            <w:hideMark/>
-          </w:tcPr>
-          <w:p>
-            <w:pPr>
-              <w:widowControl/>
-              <w:suppressAutoHyphens w:val="0"/>
-              <w:rPr>
-                <w:rFonts w:asciiTheme="minorHAnsi" w:eastAsia="Times New Roman" w:hAnsiTheme="minorHAnsi" w:cstheme="minorHAnsi"/>
-                <w:sz w:val="28"/>
-                <w:szCs w:val="28"/>
-                <w:lang w:val="en-IN" w:eastAsia="en-IN"/>
-              </w:rPr>
-            </w:pPr>
-            <w:r>
-              <w:rPr>
-                <w:rFonts w:asciiTheme="minorHAnsi" w:eastAsia="Times New Roman" w:hAnsiTheme="minorHAnsi" w:cstheme="minorHAnsi"/>
-                <w:sz w:val="28"/>
-                <w:szCs w:val="28"/>
-                <w:lang w:val="en-IN" w:eastAsia="en-IN"/>
-              </w:rPr>
-              <w:t>Smallest element</w:t>
-            </w:r>
-          </w:p>
-        </w:tc>
-      </w:tr>
-      <w:tr>
-        <w:trPr>
-          <w:tblCellSpacing w:w="15" w:type="dxa"/>
-        </w:trPr>
-        <w:tc>
-          <w:tcPr>
-            <w:tcW w:w="0" w:type="auto"/>
-            <w:vAlign w:val="center"/>
-            <w:hideMark/>
-          </w:tcPr>
-          <w:p>
-            <w:pPr>
-              <w:widowControl/>
-              <w:suppressAutoHyphens w:val="0"/>
-              <w:rPr>
-                <w:rFonts w:asciiTheme="minorHAnsi" w:eastAsia="Times New Roman" w:hAnsiTheme="minorHAnsi" w:cstheme="minorHAnsi"/>
-                <w:sz w:val="28"/>
-                <w:szCs w:val="28"/>
-                <w:lang w:val="en-IN" w:eastAsia="en-IN"/>
-              </w:rPr>
-            </w:pPr>
-          </w:p>
-        </w:tc>
-        <w:tc>
-          <w:tcPr>
-            <w:tcW w:w="0" w:type="auto"/>
-            <w:vAlign w:val="center"/>
-            <w:hideMark/>
-          </w:tcPr>
-          <w:p>
-            <w:pPr>
-              <w:widowControl/>
-              <w:suppressAutoHyphens w:val="0"/>
-              <w:rPr>
-                <w:rFonts w:asciiTheme="minorHAnsi" w:eastAsia="Times New Roman" w:hAnsiTheme="minorHAnsi" w:cstheme="minorHAnsi"/>
-                <w:sz w:val="28"/>
-                <w:szCs w:val="28"/>
-                <w:lang w:val="en-IN" w:eastAsia="en-IN"/>
-              </w:rPr>
-            </w:pPr>
-            <w:r>
-              <w:rPr>
-                <w:rFonts w:asciiTheme="minorHAnsi" w:eastAsia="Times New Roman" w:hAnsiTheme="minorHAnsi" w:cstheme="minorHAnsi"/>
-                <w:sz w:val="28"/>
-                <w:szCs w:val="28"/>
-                <w:lang w:val="en-IN" w:eastAsia="en-IN"/>
-              </w:rPr>
-              <w:t>E last()</w:t>
-            </w:r>
-          </w:p>
-        </w:tc>
-        <w:tc>
-          <w:tcPr>
-            <w:tcW w:w="0" w:type="auto"/>
-            <w:vAlign w:val="center"/>
-            <w:hideMark/>
-          </w:tcPr>
-          <w:p>
-            <w:pPr>
-              <w:widowControl/>
-              <w:suppressAutoHyphens w:val="0"/>
-              <w:rPr>
-                <w:rFonts w:asciiTheme="minorHAnsi" w:eastAsia="Times New Roman" w:hAnsiTheme="minorHAnsi" w:cstheme="minorHAnsi"/>
-                <w:sz w:val="28"/>
-                <w:szCs w:val="28"/>
-                <w:lang w:val="en-IN" w:eastAsia="en-IN"/>
-              </w:rPr>
-            </w:pPr>
-            <w:proofErr w:type="spellStart"/>
-            <w:r>
-              <w:rPr>
-                <w:rFonts w:asciiTheme="minorHAnsi" w:eastAsia="Times New Roman" w:hAnsiTheme="minorHAnsi" w:cstheme="minorHAnsi"/>
-                <w:sz w:val="28"/>
-                <w:szCs w:val="28"/>
-                <w:lang w:val="en-IN" w:eastAsia="en-IN"/>
-              </w:rPr>
-              <w:t>tset.last</w:t>
-            </w:r>
-            <w:proofErr w:type="spellEnd"/>
-            <w:r>
-              <w:rPr>
-                <w:rFonts w:asciiTheme="minorHAnsi" w:eastAsia="Times New Roman" w:hAnsiTheme="minorHAnsi" w:cstheme="minorHAnsi"/>
-                <w:sz w:val="28"/>
-                <w:szCs w:val="28"/>
-                <w:lang w:val="en-IN" w:eastAsia="en-IN"/>
-              </w:rPr>
-              <w:t>();</w:t>
-            </w:r>
-          </w:p>
-        </w:tc>
-        <w:tc>
-          <w:tcPr>
-            <w:tcW w:w="0" w:type="auto"/>
-            <w:vAlign w:val="center"/>
-            <w:hideMark/>
-          </w:tcPr>
-          <w:p>
-            <w:pPr>
-              <w:widowControl/>
-              <w:suppressAutoHyphens w:val="0"/>
-              <w:rPr>
-                <w:rFonts w:asciiTheme="minorHAnsi" w:eastAsia="Times New Roman" w:hAnsiTheme="minorHAnsi" w:cstheme="minorHAnsi"/>
-                <w:sz w:val="28"/>
-                <w:szCs w:val="28"/>
-                <w:lang w:val="en-IN" w:eastAsia="en-IN"/>
-              </w:rPr>
-            </w:pPr>
-            <w:r>
-              <w:rPr>
-                <w:rFonts w:asciiTheme="minorHAnsi" w:eastAsia="Times New Roman" w:hAnsiTheme="minorHAnsi" w:cstheme="minorHAnsi"/>
-                <w:sz w:val="28"/>
-                <w:szCs w:val="28"/>
-                <w:lang w:val="en-IN" w:eastAsia="en-IN"/>
-              </w:rPr>
-              <w:t>Largest element</w:t>
-            </w:r>
-          </w:p>
-        </w:tc>
-      </w:tr>
-      <w:tr>
-        <w:trPr>
-          <w:tblCellSpacing w:w="15" w:type="dxa"/>
-        </w:trPr>
-        <w:tc>
-          <w:tcPr>
-            <w:tcW w:w="0" w:type="auto"/>
-            <w:vAlign w:val="center"/>
-            <w:hideMark/>
-          </w:tcPr>
-          <w:p>
-            <w:pPr>
-              <w:widowControl/>
-              <w:suppressAutoHyphens w:val="0"/>
-              <w:rPr>
-                <w:rFonts w:asciiTheme="minorHAnsi" w:eastAsia="Times New Roman" w:hAnsiTheme="minorHAnsi" w:cstheme="minorHAnsi"/>
-                <w:sz w:val="28"/>
-                <w:szCs w:val="28"/>
-                <w:lang w:val="en-IN" w:eastAsia="en-IN"/>
-              </w:rPr>
-            </w:pPr>
-            <w:r>
-              <w:rPr>
-                <w:rFonts w:ascii="Segoe UI Symbol" w:eastAsia="Times New Roman" w:hAnsi="Segoe UI Symbol" w:cs="Segoe UI Symbol"/>
-                <w:sz w:val="28"/>
-                <w:szCs w:val="28"/>
-                <w:lang w:val="en-IN" w:eastAsia="en-IN"/>
-              </w:rPr>
-              <w:t>🔼</w:t>
-            </w:r>
-            <w:r>
-              <w:rPr>
-                <w:rFonts w:asciiTheme="minorHAnsi" w:eastAsia="Times New Roman" w:hAnsiTheme="minorHAnsi" w:cstheme="minorHAnsi"/>
-                <w:sz w:val="28"/>
-                <w:szCs w:val="28"/>
-                <w:lang w:val="en-IN" w:eastAsia="en-IN"/>
-              </w:rPr>
-              <w:t xml:space="preserve"> Navigation</w:t>
-            </w:r>
-          </w:p>
-        </w:tc>
-        <w:tc>
-          <w:tcPr>
-            <w:tcW w:w="0" w:type="auto"/>
-            <w:vAlign w:val="center"/>
-            <w:hideMark/>
-          </w:tcPr>
-          <w:p>
-            <w:pPr>
-              <w:widowControl/>
-              <w:suppressAutoHyphens w:val="0"/>
-              <w:rPr>
-                <w:rFonts w:asciiTheme="minorHAnsi" w:eastAsia="Times New Roman" w:hAnsiTheme="minorHAnsi" w:cstheme="minorHAnsi"/>
-                <w:sz w:val="28"/>
-                <w:szCs w:val="28"/>
-                <w:lang w:val="en-IN" w:eastAsia="en-IN"/>
-              </w:rPr>
-            </w:pPr>
-            <w:r>
-              <w:rPr>
-                <w:rFonts w:asciiTheme="minorHAnsi" w:eastAsia="Times New Roman" w:hAnsiTheme="minorHAnsi" w:cstheme="minorHAnsi"/>
-                <w:sz w:val="28"/>
-                <w:szCs w:val="28"/>
-                <w:lang w:val="en-IN" w:eastAsia="en-IN"/>
-              </w:rPr>
-              <w:t>E higher(E e)</w:t>
-            </w:r>
-          </w:p>
-        </w:tc>
-        <w:tc>
-          <w:tcPr>
-            <w:tcW w:w="0" w:type="auto"/>
-            <w:vAlign w:val="center"/>
-            <w:hideMark/>
-          </w:tcPr>
-          <w:p>
-            <w:pPr>
-              <w:widowControl/>
-              <w:suppressAutoHyphens w:val="0"/>
-              <w:rPr>
-                <w:rFonts w:asciiTheme="minorHAnsi" w:eastAsia="Times New Roman" w:hAnsiTheme="minorHAnsi" w:cstheme="minorHAnsi"/>
-                <w:sz w:val="28"/>
-                <w:szCs w:val="28"/>
-                <w:lang w:val="en-IN" w:eastAsia="en-IN"/>
-              </w:rPr>
-            </w:pPr>
-            <w:proofErr w:type="spellStart"/>
-            <w:r>
-              <w:rPr>
-                <w:rFonts w:asciiTheme="minorHAnsi" w:eastAsia="Times New Roman" w:hAnsiTheme="minorHAnsi" w:cstheme="minorHAnsi"/>
-                <w:sz w:val="28"/>
-                <w:szCs w:val="28"/>
-                <w:lang w:val="en-IN" w:eastAsia="en-IN"/>
-              </w:rPr>
-              <w:t>tset.higher</w:t>
-            </w:r>
-            <w:proofErr w:type="spellEnd"/>
-            <w:r>
-              <w:rPr>
-                <w:rFonts w:asciiTheme="minorHAnsi" w:eastAsia="Times New Roman" w:hAnsiTheme="minorHAnsi" w:cstheme="minorHAnsi"/>
-                <w:sz w:val="28"/>
-                <w:szCs w:val="28"/>
-                <w:lang w:val="en-IN" w:eastAsia="en-IN"/>
-              </w:rPr>
-              <w:t>(10);</w:t>
-            </w:r>
-          </w:p>
-        </w:tc>
-        <w:tc>
-          <w:tcPr>
-            <w:tcW w:w="0" w:type="auto"/>
-            <w:vAlign w:val="center"/>
-            <w:hideMark/>
-          </w:tcPr>
-          <w:p>
-            <w:pPr>
-              <w:widowControl/>
-              <w:suppressAutoHyphens w:val="0"/>
-              <w:rPr>
-                <w:rFonts w:asciiTheme="minorHAnsi" w:eastAsia="Times New Roman" w:hAnsiTheme="minorHAnsi" w:cstheme="minorHAnsi"/>
-                <w:sz w:val="28"/>
-                <w:szCs w:val="28"/>
-                <w:lang w:val="en-IN" w:eastAsia="en-IN"/>
-              </w:rPr>
-            </w:pPr>
-            <w:r>
-              <w:rPr>
-                <w:rFonts w:asciiTheme="minorHAnsi" w:eastAsia="Times New Roman" w:hAnsiTheme="minorHAnsi" w:cstheme="minorHAnsi"/>
-                <w:sz w:val="28"/>
-                <w:szCs w:val="28"/>
-                <w:lang w:val="en-IN" w:eastAsia="en-IN"/>
-              </w:rPr>
-              <w:t>Next greater element</w:t>
-            </w:r>
-          </w:p>
-        </w:tc>
-      </w:tr>
-      <w:tr>
-        <w:trPr>
-          <w:tblCellSpacing w:w="15" w:type="dxa"/>
-        </w:trPr>
-        <w:tc>
-          <w:tcPr>
-            <w:tcW w:w="0" w:type="auto"/>
-            <w:vAlign w:val="center"/>
-            <w:hideMark/>
-          </w:tcPr>
-          <w:p>
-            <w:pPr>
-              <w:widowControl/>
-              <w:suppressAutoHyphens w:val="0"/>
-              <w:rPr>
-                <w:rFonts w:asciiTheme="minorHAnsi" w:eastAsia="Times New Roman" w:hAnsiTheme="minorHAnsi" w:cstheme="minorHAnsi"/>
-                <w:sz w:val="28"/>
-                <w:szCs w:val="28"/>
-                <w:lang w:val="en-IN" w:eastAsia="en-IN"/>
-              </w:rPr>
-            </w:pPr>
-          </w:p>
-        </w:tc>
-        <w:tc>
-          <w:tcPr>
-            <w:tcW w:w="0" w:type="auto"/>
-            <w:vAlign w:val="center"/>
-            <w:hideMark/>
-          </w:tcPr>
-          <w:p>
-            <w:pPr>
-              <w:widowControl/>
-              <w:suppressAutoHyphens w:val="0"/>
-              <w:rPr>
-                <w:rFonts w:asciiTheme="minorHAnsi" w:eastAsia="Times New Roman" w:hAnsiTheme="minorHAnsi" w:cstheme="minorHAnsi"/>
-                <w:sz w:val="28"/>
-                <w:szCs w:val="28"/>
-                <w:lang w:val="en-IN" w:eastAsia="en-IN"/>
-              </w:rPr>
-            </w:pPr>
-            <w:r>
-              <w:rPr>
-                <w:rFonts w:asciiTheme="minorHAnsi" w:eastAsia="Times New Roman" w:hAnsiTheme="minorHAnsi" w:cstheme="minorHAnsi"/>
-                <w:sz w:val="28"/>
-                <w:szCs w:val="28"/>
-                <w:lang w:val="en-IN" w:eastAsia="en-IN"/>
-              </w:rPr>
-              <w:t>E lower(E e)</w:t>
-            </w:r>
-          </w:p>
-        </w:tc>
-        <w:tc>
-          <w:tcPr>
-            <w:tcW w:w="0" w:type="auto"/>
-            <w:vAlign w:val="center"/>
-            <w:hideMark/>
-          </w:tcPr>
-          <w:p>
-            <w:pPr>
-              <w:widowControl/>
-              <w:suppressAutoHyphens w:val="0"/>
-              <w:rPr>
-                <w:rFonts w:asciiTheme="minorHAnsi" w:eastAsia="Times New Roman" w:hAnsiTheme="minorHAnsi" w:cstheme="minorHAnsi"/>
-                <w:sz w:val="28"/>
-                <w:szCs w:val="28"/>
-                <w:lang w:val="en-IN" w:eastAsia="en-IN"/>
-              </w:rPr>
-            </w:pPr>
-            <w:proofErr w:type="spellStart"/>
-            <w:r>
-              <w:rPr>
-                <w:rFonts w:asciiTheme="minorHAnsi" w:eastAsia="Times New Roman" w:hAnsiTheme="minorHAnsi" w:cstheme="minorHAnsi"/>
-                <w:sz w:val="28"/>
-                <w:szCs w:val="28"/>
-                <w:lang w:val="en-IN" w:eastAsia="en-IN"/>
-              </w:rPr>
-              <w:t>tset.lower</w:t>
-            </w:r>
-            <w:proofErr w:type="spellEnd"/>
-            <w:r>
-              <w:rPr>
-                <w:rFonts w:asciiTheme="minorHAnsi" w:eastAsia="Times New Roman" w:hAnsiTheme="minorHAnsi" w:cstheme="minorHAnsi"/>
-                <w:sz w:val="28"/>
-                <w:szCs w:val="28"/>
-                <w:lang w:val="en-IN" w:eastAsia="en-IN"/>
-              </w:rPr>
-              <w:t>(10);</w:t>
-            </w:r>
-          </w:p>
-        </w:tc>
-        <w:tc>
-          <w:tcPr>
-            <w:tcW w:w="0" w:type="auto"/>
-            <w:vAlign w:val="center"/>
-            <w:hideMark/>
-          </w:tcPr>
-          <w:p>
-            <w:pPr>
-              <w:widowControl/>
-              <w:suppressAutoHyphens w:val="0"/>
-              <w:rPr>
-                <w:rFonts w:asciiTheme="minorHAnsi" w:eastAsia="Times New Roman" w:hAnsiTheme="minorHAnsi" w:cstheme="minorHAnsi"/>
-                <w:sz w:val="28"/>
-                <w:szCs w:val="28"/>
-                <w:lang w:val="en-IN" w:eastAsia="en-IN"/>
-              </w:rPr>
-            </w:pPr>
-            <w:r>
-              <w:rPr>
-                <w:rFonts w:asciiTheme="minorHAnsi" w:eastAsia="Times New Roman" w:hAnsiTheme="minorHAnsi" w:cstheme="minorHAnsi"/>
-                <w:sz w:val="28"/>
-                <w:szCs w:val="28"/>
-                <w:lang w:val="en-IN" w:eastAsia="en-IN"/>
-              </w:rPr>
-              <w:t>Next smaller element</w:t>
-            </w:r>
-          </w:p>
-        </w:tc>
-      </w:tr>
-      <w:tr>
-        <w:trPr>
-          <w:tblCellSpacing w:w="15" w:type="dxa"/>
-        </w:trPr>
-        <w:tc>
-          <w:tcPr>
-            <w:tcW w:w="0" w:type="auto"/>
-            <w:vAlign w:val="center"/>
-            <w:hideMark/>
-          </w:tcPr>
-          <w:p>
-            <w:pPr>
-              <w:widowControl/>
-              <w:suppressAutoHyphens w:val="0"/>
-              <w:rPr>
-                <w:rFonts w:asciiTheme="minorHAnsi" w:eastAsia="Times New Roman" w:hAnsiTheme="minorHAnsi" w:cstheme="minorHAnsi"/>
-                <w:sz w:val="28"/>
-                <w:szCs w:val="28"/>
-                <w:lang w:val="en-IN" w:eastAsia="en-IN"/>
-              </w:rPr>
-            </w:pPr>
-          </w:p>
-        </w:tc>
-        <w:tc>
-          <w:tcPr>
-            <w:tcW w:w="0" w:type="auto"/>
-            <w:vAlign w:val="center"/>
-            <w:hideMark/>
-          </w:tcPr>
-          <w:p>
-            <w:pPr>
-              <w:widowControl/>
-              <w:suppressAutoHyphens w:val="0"/>
-              <w:rPr>
-                <w:rFonts w:asciiTheme="minorHAnsi" w:eastAsia="Times New Roman" w:hAnsiTheme="minorHAnsi" w:cstheme="minorHAnsi"/>
-                <w:sz w:val="28"/>
-                <w:szCs w:val="28"/>
-                <w:lang w:val="en-IN" w:eastAsia="en-IN"/>
-              </w:rPr>
-            </w:pPr>
-            <w:r>
-              <w:rPr>
-                <w:rFonts w:asciiTheme="minorHAnsi" w:eastAsia="Times New Roman" w:hAnsiTheme="minorHAnsi" w:cstheme="minorHAnsi"/>
-                <w:sz w:val="28"/>
-                <w:szCs w:val="28"/>
-                <w:lang w:val="en-IN" w:eastAsia="en-IN"/>
-              </w:rPr>
-              <w:t>E ceiling(E e)</w:t>
-            </w:r>
-          </w:p>
-        </w:tc>
-        <w:tc>
-          <w:tcPr>
-            <w:tcW w:w="0" w:type="auto"/>
-            <w:vAlign w:val="center"/>
-            <w:hideMark/>
-          </w:tcPr>
-          <w:p>
-            <w:pPr>
-              <w:widowControl/>
-              <w:suppressAutoHyphens w:val="0"/>
-              <w:rPr>
-                <w:rFonts w:asciiTheme="minorHAnsi" w:eastAsia="Times New Roman" w:hAnsiTheme="minorHAnsi" w:cstheme="minorHAnsi"/>
-                <w:sz w:val="28"/>
-                <w:szCs w:val="28"/>
-                <w:lang w:val="en-IN" w:eastAsia="en-IN"/>
-              </w:rPr>
-            </w:pPr>
-            <w:proofErr w:type="spellStart"/>
-            <w:r>
-              <w:rPr>
-                <w:rFonts w:asciiTheme="minorHAnsi" w:eastAsia="Times New Roman" w:hAnsiTheme="minorHAnsi" w:cstheme="minorHAnsi"/>
-                <w:sz w:val="28"/>
-                <w:szCs w:val="28"/>
-                <w:lang w:val="en-IN" w:eastAsia="en-IN"/>
-              </w:rPr>
-              <w:t>tset.ceiling</w:t>
-            </w:r>
-            <w:proofErr w:type="spellEnd"/>
-            <w:r>
-              <w:rPr>
-                <w:rFonts w:asciiTheme="minorHAnsi" w:eastAsia="Times New Roman" w:hAnsiTheme="minorHAnsi" w:cstheme="minorHAnsi"/>
-                <w:sz w:val="28"/>
-                <w:szCs w:val="28"/>
-                <w:lang w:val="en-IN" w:eastAsia="en-IN"/>
-              </w:rPr>
-              <w:t>(10);</w:t>
-            </w:r>
-          </w:p>
-        </w:tc>
-        <w:tc>
-          <w:tcPr>
-            <w:tcW w:w="0" w:type="auto"/>
-            <w:vAlign w:val="center"/>
-            <w:hideMark/>
-          </w:tcPr>
-          <w:p>
-            <w:pPr>
-              <w:widowControl/>
-              <w:suppressAutoHyphens w:val="0"/>
-              <w:rPr>
-                <w:rFonts w:asciiTheme="minorHAnsi" w:eastAsia="Times New Roman" w:hAnsiTheme="minorHAnsi" w:cstheme="minorHAnsi"/>
-                <w:sz w:val="28"/>
-                <w:szCs w:val="28"/>
-                <w:lang w:val="en-IN" w:eastAsia="en-IN"/>
-              </w:rPr>
-            </w:pPr>
-            <w:r>
-              <w:rPr>
-                <w:rFonts w:asciiTheme="minorHAnsi" w:eastAsia="Times New Roman" w:hAnsiTheme="minorHAnsi" w:cstheme="minorHAnsi"/>
-                <w:sz w:val="28"/>
-                <w:szCs w:val="28"/>
-                <w:lang w:val="en-IN" w:eastAsia="en-IN"/>
-              </w:rPr>
-              <w:t>≥ element</w:t>
-            </w:r>
-          </w:p>
-        </w:tc>
-      </w:tr>
-      <w:tr>
-        <w:trPr>
-          <w:tblCellSpacing w:w="15" w:type="dxa"/>
-        </w:trPr>
-        <w:tc>
-          <w:tcPr>
-            <w:tcW w:w="0" w:type="auto"/>
-            <w:vAlign w:val="center"/>
-            <w:hideMark/>
-          </w:tcPr>
-          <w:p>
-            <w:pPr>
-              <w:widowControl/>
-              <w:suppressAutoHyphens w:val="0"/>
-              <w:rPr>
-                <w:rFonts w:asciiTheme="minorHAnsi" w:eastAsia="Times New Roman" w:hAnsiTheme="minorHAnsi" w:cstheme="minorHAnsi"/>
-                <w:sz w:val="28"/>
-                <w:szCs w:val="28"/>
-                <w:lang w:val="en-IN" w:eastAsia="en-IN"/>
-              </w:rPr>
-            </w:pPr>
-          </w:p>
-        </w:tc>
-        <w:tc>
-          <w:tcPr>
-            <w:tcW w:w="0" w:type="auto"/>
-            <w:vAlign w:val="center"/>
-            <w:hideMark/>
-          </w:tcPr>
-          <w:p>
-            <w:pPr>
-              <w:widowControl/>
-              <w:suppressAutoHyphens w:val="0"/>
-              <w:rPr>
-                <w:rFonts w:asciiTheme="minorHAnsi" w:eastAsia="Times New Roman" w:hAnsiTheme="minorHAnsi" w:cstheme="minorHAnsi"/>
-                <w:sz w:val="28"/>
-                <w:szCs w:val="28"/>
-                <w:lang w:val="en-IN" w:eastAsia="en-IN"/>
-              </w:rPr>
-            </w:pPr>
-            <w:r>
-              <w:rPr>
-                <w:rFonts w:asciiTheme="minorHAnsi" w:eastAsia="Times New Roman" w:hAnsiTheme="minorHAnsi" w:cstheme="minorHAnsi"/>
-                <w:sz w:val="28"/>
-                <w:szCs w:val="28"/>
-                <w:lang w:val="en-IN" w:eastAsia="en-IN"/>
-              </w:rPr>
-              <w:t>E floor(E e)</w:t>
-            </w:r>
-          </w:p>
-        </w:tc>
-        <w:tc>
-          <w:tcPr>
-            <w:tcW w:w="0" w:type="auto"/>
-            <w:vAlign w:val="center"/>
-            <w:hideMark/>
-          </w:tcPr>
-          <w:p>
-            <w:pPr>
-              <w:widowControl/>
-              <w:suppressAutoHyphens w:val="0"/>
-              <w:rPr>
-                <w:rFonts w:asciiTheme="minorHAnsi" w:eastAsia="Times New Roman" w:hAnsiTheme="minorHAnsi" w:cstheme="minorHAnsi"/>
-                <w:sz w:val="28"/>
-                <w:szCs w:val="28"/>
-                <w:lang w:val="en-IN" w:eastAsia="en-IN"/>
-              </w:rPr>
-            </w:pPr>
-            <w:proofErr w:type="spellStart"/>
-            <w:r>
-              <w:rPr>
-                <w:rFonts w:asciiTheme="minorHAnsi" w:eastAsia="Times New Roman" w:hAnsiTheme="minorHAnsi" w:cstheme="minorHAnsi"/>
-                <w:sz w:val="28"/>
-                <w:szCs w:val="28"/>
-                <w:lang w:val="en-IN" w:eastAsia="en-IN"/>
-              </w:rPr>
-              <w:t>tset.floor</w:t>
-            </w:r>
-            <w:proofErr w:type="spellEnd"/>
-            <w:r>
-              <w:rPr>
-                <w:rFonts w:asciiTheme="minorHAnsi" w:eastAsia="Times New Roman" w:hAnsiTheme="minorHAnsi" w:cstheme="minorHAnsi"/>
-                <w:sz w:val="28"/>
-                <w:szCs w:val="28"/>
-                <w:lang w:val="en-IN" w:eastAsia="en-IN"/>
-              </w:rPr>
-              <w:t>(10);</w:t>
-            </w:r>
-          </w:p>
-        </w:tc>
-        <w:tc>
-          <w:tcPr>
-            <w:tcW w:w="0" w:type="auto"/>
-            <w:vAlign w:val="center"/>
-            <w:hideMark/>
-          </w:tcPr>
-          <w:p>
-            <w:pPr>
-              <w:widowControl/>
-              <w:suppressAutoHyphens w:val="0"/>
-              <w:rPr>
-                <w:rFonts w:asciiTheme="minorHAnsi" w:eastAsia="Times New Roman" w:hAnsiTheme="minorHAnsi" w:cstheme="minorHAnsi"/>
-                <w:sz w:val="28"/>
-                <w:szCs w:val="28"/>
-                <w:lang w:val="en-IN" w:eastAsia="en-IN"/>
-              </w:rPr>
-            </w:pPr>
-            <w:r>
-              <w:rPr>
-                <w:rFonts w:asciiTheme="minorHAnsi" w:eastAsia="Times New Roman" w:hAnsiTheme="minorHAnsi" w:cstheme="minorHAnsi"/>
-                <w:sz w:val="28"/>
-                <w:szCs w:val="28"/>
-                <w:lang w:val="en-IN" w:eastAsia="en-IN"/>
-              </w:rPr>
-              <w:t>≤ element</w:t>
-            </w:r>
-          </w:p>
-        </w:tc>
-      </w:tr>
-      <w:tr>
-        <w:trPr>
-          <w:tblCellSpacing w:w="15" w:type="dxa"/>
-        </w:trPr>
-        <w:tc>
-          <w:tcPr>
-            <w:tcW w:w="0" w:type="auto"/>
-            <w:vAlign w:val="center"/>
-            <w:hideMark/>
-          </w:tcPr>
-          <w:p>
-            <w:pPr>
-              <w:widowControl/>
-              <w:suppressAutoHyphens w:val="0"/>
-              <w:rPr>
-                <w:rFonts w:asciiTheme="minorHAnsi" w:eastAsia="Times New Roman" w:hAnsiTheme="minorHAnsi" w:cstheme="minorHAnsi"/>
-                <w:sz w:val="28"/>
-                <w:szCs w:val="28"/>
-                <w:lang w:val="en-IN" w:eastAsia="en-IN"/>
-              </w:rPr>
-            </w:pPr>
-            <w:r>
-              <w:rPr>
-                <w:rFonts w:ascii="Segoe UI Symbol" w:eastAsia="Times New Roman" w:hAnsi="Segoe UI Symbol" w:cs="Segoe UI Symbol"/>
-                <w:sz w:val="28"/>
-                <w:szCs w:val="28"/>
-                <w:lang w:val="en-IN" w:eastAsia="en-IN"/>
-              </w:rPr>
-              <w:t>🔁</w:t>
-            </w:r>
-            <w:r>
-              <w:rPr>
-                <w:rFonts w:asciiTheme="minorHAnsi" w:eastAsia="Times New Roman" w:hAnsiTheme="minorHAnsi" w:cstheme="minorHAnsi"/>
-                <w:sz w:val="28"/>
-                <w:szCs w:val="28"/>
-                <w:lang w:val="en-IN" w:eastAsia="en-IN"/>
-              </w:rPr>
-              <w:t xml:space="preserve"> Iterate</w:t>
-            </w:r>
-          </w:p>
-        </w:tc>
-        <w:tc>
-          <w:tcPr>
-            <w:tcW w:w="0" w:type="auto"/>
-            <w:vAlign w:val="center"/>
-            <w:hideMark/>
-          </w:tcPr>
-          <w:p>
-            <w:pPr>
-              <w:widowControl/>
-              <w:suppressAutoHyphens w:val="0"/>
-              <w:rPr>
-                <w:rFonts w:asciiTheme="minorHAnsi" w:eastAsia="Times New Roman" w:hAnsiTheme="minorHAnsi" w:cstheme="minorHAnsi"/>
-                <w:sz w:val="28"/>
-                <w:szCs w:val="28"/>
-                <w:lang w:val="en-IN" w:eastAsia="en-IN"/>
-              </w:rPr>
-            </w:pPr>
-            <w:r>
-              <w:rPr>
-                <w:rFonts w:asciiTheme="minorHAnsi" w:eastAsia="Times New Roman" w:hAnsiTheme="minorHAnsi" w:cstheme="minorHAnsi"/>
-                <w:sz w:val="28"/>
-                <w:szCs w:val="28"/>
-                <w:lang w:val="en-IN" w:eastAsia="en-IN"/>
-              </w:rPr>
-              <w:t>Iterator&lt;E&gt; iterator()</w:t>
-            </w:r>
-          </w:p>
-        </w:tc>
-        <w:tc>
-          <w:tcPr>
-            <w:tcW w:w="0" w:type="auto"/>
-            <w:vAlign w:val="center"/>
-            <w:hideMark/>
-          </w:tcPr>
-          <w:p>
-            <w:pPr>
-              <w:widowControl/>
-              <w:suppressAutoHyphens w:val="0"/>
-              <w:rPr>
-                <w:rFonts w:asciiTheme="minorHAnsi" w:eastAsia="Times New Roman" w:hAnsiTheme="minorHAnsi" w:cstheme="minorHAnsi"/>
-                <w:sz w:val="28"/>
-                <w:szCs w:val="28"/>
-                <w:lang w:val="en-IN" w:eastAsia="en-IN"/>
-              </w:rPr>
-            </w:pPr>
-            <w:proofErr w:type="spellStart"/>
-            <w:r>
-              <w:rPr>
-                <w:rFonts w:asciiTheme="minorHAnsi" w:eastAsia="Times New Roman" w:hAnsiTheme="minorHAnsi" w:cstheme="minorHAnsi"/>
-                <w:sz w:val="28"/>
-                <w:szCs w:val="28"/>
-                <w:lang w:val="en-IN" w:eastAsia="en-IN"/>
-              </w:rPr>
-              <w:t>tset.iterator</w:t>
-            </w:r>
-            <w:proofErr w:type="spellEnd"/>
-            <w:r>
-              <w:rPr>
-                <w:rFonts w:asciiTheme="minorHAnsi" w:eastAsia="Times New Roman" w:hAnsiTheme="minorHAnsi" w:cstheme="minorHAnsi"/>
-                <w:sz w:val="28"/>
-                <w:szCs w:val="28"/>
-                <w:lang w:val="en-IN" w:eastAsia="en-IN"/>
-              </w:rPr>
-              <w:t>();</w:t>
-            </w:r>
-          </w:p>
-        </w:tc>
-        <w:tc>
-          <w:tcPr>
-            <w:tcW w:w="0" w:type="auto"/>
-            <w:vAlign w:val="center"/>
-            <w:hideMark/>
-          </w:tcPr>
-          <w:p>
-            <w:pPr>
-              <w:widowControl/>
-              <w:suppressAutoHyphens w:val="0"/>
-              <w:rPr>
-                <w:rFonts w:asciiTheme="minorHAnsi" w:eastAsia="Times New Roman" w:hAnsiTheme="minorHAnsi" w:cstheme="minorHAnsi"/>
-                <w:sz w:val="28"/>
-                <w:szCs w:val="28"/>
-                <w:lang w:val="en-IN" w:eastAsia="en-IN"/>
-              </w:rPr>
-            </w:pPr>
-            <w:r>
-              <w:rPr>
-                <w:rFonts w:asciiTheme="minorHAnsi" w:eastAsia="Times New Roman" w:hAnsiTheme="minorHAnsi" w:cstheme="minorHAnsi"/>
-                <w:sz w:val="28"/>
-                <w:szCs w:val="28"/>
-                <w:lang w:val="en-IN" w:eastAsia="en-IN"/>
-              </w:rPr>
-              <w:t>Forward traversal</w:t>
-            </w:r>
-          </w:p>
-        </w:tc>
-      </w:tr>
-      <w:tr>
-        <w:trPr>
-          <w:tblCellSpacing w:w="15" w:type="dxa"/>
-        </w:trPr>
-        <w:tc>
-          <w:tcPr>
-            <w:tcW w:w="0" w:type="auto"/>
-            <w:vAlign w:val="center"/>
-            <w:hideMark/>
-          </w:tcPr>
-          <w:p>
-            <w:pPr>
-              <w:widowControl/>
-              <w:suppressAutoHyphens w:val="0"/>
-              <w:rPr>
-                <w:rFonts w:asciiTheme="minorHAnsi" w:eastAsia="Times New Roman" w:hAnsiTheme="minorHAnsi" w:cstheme="minorHAnsi"/>
-                <w:sz w:val="28"/>
-                <w:szCs w:val="28"/>
-                <w:lang w:val="en-IN" w:eastAsia="en-IN"/>
-              </w:rPr>
-            </w:pPr>
-          </w:p>
-        </w:tc>
-        <w:tc>
-          <w:tcPr>
-            <w:tcW w:w="0" w:type="auto"/>
-            <w:vAlign w:val="center"/>
-            <w:hideMark/>
-          </w:tcPr>
-          <w:p>
-            <w:pPr>
-              <w:widowControl/>
-              <w:suppressAutoHyphens w:val="0"/>
-              <w:rPr>
-                <w:rFonts w:asciiTheme="minorHAnsi" w:eastAsia="Times New Roman" w:hAnsiTheme="minorHAnsi" w:cstheme="minorHAnsi"/>
-                <w:sz w:val="28"/>
-                <w:szCs w:val="28"/>
-                <w:lang w:val="en-IN" w:eastAsia="en-IN"/>
-              </w:rPr>
-            </w:pPr>
-            <w:r>
-              <w:rPr>
-                <w:rFonts w:asciiTheme="minorHAnsi" w:eastAsia="Times New Roman" w:hAnsiTheme="minorHAnsi" w:cstheme="minorHAnsi"/>
-                <w:sz w:val="28"/>
-                <w:szCs w:val="28"/>
-                <w:lang w:val="en-IN" w:eastAsia="en-IN"/>
-              </w:rPr>
-              <w:t xml:space="preserve">Iterator&lt;E&gt; </w:t>
-            </w:r>
-            <w:proofErr w:type="spellStart"/>
-            <w:r>
-              <w:rPr>
-                <w:rFonts w:asciiTheme="minorHAnsi" w:eastAsia="Times New Roman" w:hAnsiTheme="minorHAnsi" w:cstheme="minorHAnsi"/>
-                <w:sz w:val="28"/>
-                <w:szCs w:val="28"/>
-                <w:lang w:val="en-IN" w:eastAsia="en-IN"/>
-              </w:rPr>
-              <w:t>descendingIterator</w:t>
-            </w:r>
-            <w:proofErr w:type="spellEnd"/>
-            <w:r>
-              <w:rPr>
-                <w:rFonts w:asciiTheme="minorHAnsi" w:eastAsia="Times New Roman" w:hAnsiTheme="minorHAnsi" w:cstheme="minorHAnsi"/>
-                <w:sz w:val="28"/>
-                <w:szCs w:val="28"/>
-                <w:lang w:val="en-IN" w:eastAsia="en-IN"/>
-              </w:rPr>
-              <w:t>()</w:t>
-            </w:r>
-          </w:p>
-        </w:tc>
-        <w:tc>
-          <w:tcPr>
-            <w:tcW w:w="0" w:type="auto"/>
-            <w:vAlign w:val="center"/>
-            <w:hideMark/>
-          </w:tcPr>
-          <w:p>
-            <w:pPr>
-              <w:widowControl/>
-              <w:suppressAutoHyphens w:val="0"/>
-              <w:rPr>
-                <w:rFonts w:asciiTheme="minorHAnsi" w:eastAsia="Times New Roman" w:hAnsiTheme="minorHAnsi" w:cstheme="minorHAnsi"/>
-                <w:sz w:val="28"/>
-                <w:szCs w:val="28"/>
-                <w:lang w:val="en-IN" w:eastAsia="en-IN"/>
-              </w:rPr>
-            </w:pPr>
-            <w:proofErr w:type="spellStart"/>
-            <w:r>
-              <w:rPr>
-                <w:rFonts w:asciiTheme="minorHAnsi" w:eastAsia="Times New Roman" w:hAnsiTheme="minorHAnsi" w:cstheme="minorHAnsi"/>
-                <w:sz w:val="28"/>
-                <w:szCs w:val="28"/>
-                <w:lang w:val="en-IN" w:eastAsia="en-IN"/>
-              </w:rPr>
-              <w:t>tset.descendingIterator</w:t>
-            </w:r>
-            <w:proofErr w:type="spellEnd"/>
-            <w:r>
-              <w:rPr>
-                <w:rFonts w:asciiTheme="minorHAnsi" w:eastAsia="Times New Roman" w:hAnsiTheme="minorHAnsi" w:cstheme="minorHAnsi"/>
-                <w:sz w:val="28"/>
-                <w:szCs w:val="28"/>
-                <w:lang w:val="en-IN" w:eastAsia="en-IN"/>
-              </w:rPr>
-              <w:t>();</w:t>
-            </w:r>
-          </w:p>
-        </w:tc>
-        <w:tc>
-          <w:tcPr>
-            <w:tcW w:w="0" w:type="auto"/>
-            <w:vAlign w:val="center"/>
-            <w:hideMark/>
-          </w:tcPr>
-          <w:p>
-            <w:pPr>
-              <w:widowControl/>
-              <w:suppressAutoHyphens w:val="0"/>
-              <w:rPr>
-                <w:rFonts w:asciiTheme="minorHAnsi" w:eastAsia="Times New Roman" w:hAnsiTheme="minorHAnsi" w:cstheme="minorHAnsi"/>
-                <w:sz w:val="28"/>
-                <w:szCs w:val="28"/>
-                <w:lang w:val="en-IN" w:eastAsia="en-IN"/>
-              </w:rPr>
-            </w:pPr>
-            <w:r>
-              <w:rPr>
-                <w:rFonts w:asciiTheme="minorHAnsi" w:eastAsia="Times New Roman" w:hAnsiTheme="minorHAnsi" w:cstheme="minorHAnsi"/>
-                <w:sz w:val="28"/>
-                <w:szCs w:val="28"/>
-                <w:lang w:val="en-IN" w:eastAsia="en-IN"/>
-              </w:rPr>
-              <w:t>Reverse traversal</w:t>
-            </w:r>
-          </w:p>
-        </w:tc>
-      </w:tr>
-    </w:tbl>
-    <w:p/>
+    <w:p>
+      <w:bookmarkStart w:id="0" w:name="_GoBack"/>
+      <w:bookmarkEnd w:id="0"/>
+    </w:p>
     <w:tbl>
       <w:tblPr>
         <w:tblW w:w="0" w:type="auto"/>
@@ -17697,6 +15738,7 @@
                 <w:szCs w:val="28"/>
                 <w:lang w:val="en-IN" w:eastAsia="en-IN"/>
               </w:rPr>
+              <w:lastRenderedPageBreak/>
               <w:t>🔍</w:t>
             </w:r>
             <w:r>
@@ -29722,8 +27764,6 @@
               <w:lastRenderedPageBreak/>
               <w:t>TreeMap</w:t>
             </w:r>
-            <w:bookmarkStart w:id="0" w:name="_GoBack"/>
-            <w:bookmarkEnd w:id="0"/>
           </w:p>
         </w:tc>
       </w:tr>

--- a/Collections/Collection_Overview.docx
+++ b/Collections/Collection_Overview.docx
@@ -15204,11 +15204,6 @@
     </w:tbl>
     <w:p/>
     <w:p/>
-    <w:p/>
-    <w:p>
-      <w:bookmarkStart w:id="0" w:name="_GoBack"/>
-      <w:bookmarkEnd w:id="0"/>
-    </w:p>
     <w:tbl>
       <w:tblPr>
         <w:tblW w:w="0" w:type="auto"/>
@@ -15738,7 +15733,6 @@
                 <w:szCs w:val="28"/>
                 <w:lang w:val="en-IN" w:eastAsia="en-IN"/>
               </w:rPr>
-              <w:lastRenderedPageBreak/>
               <w:t>🔍</w:t>
             </w:r>
             <w:r>
@@ -15887,6 +15881,7 @@
                 <w:szCs w:val="28"/>
                 <w:lang w:val="en-IN" w:eastAsia="en-IN"/>
               </w:rPr>
+              <w:lastRenderedPageBreak/>
               <w:t>📏</w:t>
             </w:r>
             <w:r>
@@ -18361,6 +18356,7 @@
                 <w:szCs w:val="28"/>
                 <w:lang w:val="en-IN" w:eastAsia="en-IN"/>
               </w:rPr>
+              <w:lastRenderedPageBreak/>
               <w:t xml:space="preserve">Set </w:t>
             </w:r>
           </w:p>
@@ -21029,6 +21025,7 @@
     </w:tbl>
     <w:p/>
     <w:p>
+      <w:bookmarkStart w:id="0" w:name="_GoBack"/>
       <w:r>
         <w:rPr>
           <w:noProof/>
@@ -21077,6 +21074,7 @@
           </wp:inline>
         </w:drawing>
       </w:r>
+      <w:bookmarkEnd w:id="0"/>
     </w:p>
     <w:p/>
     <w:tbl>
@@ -25034,7 +25032,6 @@
                 <w:szCs w:val="28"/>
                 <w:lang w:val="en-IN" w:eastAsia="en-IN"/>
               </w:rPr>
-              <w:lastRenderedPageBreak/>
               <w:t>🧹</w:t>
             </w:r>
             <w:r>
@@ -25172,6 +25169,7 @@
                 <w:szCs w:val="28"/>
                 <w:lang w:val="en-IN" w:eastAsia="en-IN"/>
               </w:rPr>
+              <w:lastRenderedPageBreak/>
               <w:t>🔁</w:t>
             </w:r>
             <w:r>
@@ -27761,7 +27759,6 @@
                 <w:szCs w:val="28"/>
                 <w:lang w:val="en-IN" w:eastAsia="en-IN"/>
               </w:rPr>
-              <w:lastRenderedPageBreak/>
               <w:t>TreeMap</w:t>
             </w:r>
           </w:p>
@@ -28207,6 +28204,7 @@
                 <w:szCs w:val="28"/>
                 <w:lang w:val="en-IN" w:eastAsia="en-IN"/>
               </w:rPr>
+              <w:lastRenderedPageBreak/>
               <w:t>❌</w:t>
             </w:r>
             <w:r>
@@ -30096,7 +30094,7 @@
     <w:p/>
     <w:sectPr>
       <w:pgSz w:w="11906" w:h="16838"/>
-      <w:pgMar w:top="1440" w:right="1440" w:bottom="1440" w:left="1440" w:header="708" w:footer="708" w:gutter="0"/>
+      <w:pgMar w:top="1440" w:right="1440" w:bottom="1135" w:left="1440" w:header="708" w:footer="708" w:gutter="0"/>
       <w:cols w:space="708"/>
       <w:docGrid w:linePitch="360"/>
     </w:sectPr>
